--- a/bank/task_09/variant_50.docx
+++ b/bank/task_09/variant_50.docx
@@ -4,20 +4,16 @@
   <w:body>
     <w:p>
       <w:pPr>
-        <w:spacing w:before="240" w:after="240" w:line="240" w:lineRule="auto"/>
-        <w:jc w:val="both"/>
         <w:rPr>
-          <w:rFonts w:ascii="Cambria Math" w:eastAsia="Times New Roman" w:hAnsi="Cambria Math" w:cs="Segoe UI"/>
-          <w:sz w:val="24"/>
+          <w:rFonts w:eastAsia="Times New Roman"/>
           <w:szCs w:val="28"/>
           <w:lang w:eastAsia="ru-RU"/>
         </w:rPr>
       </w:pPr>
       <w:r>
         <w:rPr>
-          <w:rFonts w:ascii="Cambria Math" w:eastAsia="Times New Roman" w:hAnsi="Cambria Math" w:cs="Segoe UI"/>
+          <w:rFonts w:eastAsia="Times New Roman"/>
           <w:bCs/>
-          <w:sz w:val="24"/>
           <w:szCs w:val="28"/>
           <w:lang w:eastAsia="ru-RU"/>
         </w:rPr>
@@ -25,10 +21,8 @@
       </w:r>
       <w:r>
         <w:rPr>
-          <w:rFonts w:ascii="Cambria Math" w:eastAsia="Times New Roman" w:hAnsi="Cambria Math" w:cs="Segoe UI"/>
-          <w:b/>
+          <w:rFonts w:eastAsia="Times New Roman"/>
           <w:bCs/>
-          <w:sz w:val="24"/>
           <w:szCs w:val="28"/>
           <w:lang w:eastAsia="ru-RU"/>
         </w:rPr>
@@ -36,12 +30,10 @@
       </w:r>
       <w:r>
         <w:rPr>
-          <w:rFonts w:ascii="Cambria Math" w:eastAsia="Times New Roman" w:hAnsi="Cambria Math" w:cs="Segoe UI"/>
-          <w:sz w:val="24"/>
+          <w:rFonts w:eastAsia="Times New Roman"/>
           <w:szCs w:val="28"/>
           <w:lang w:eastAsia="ru-RU"/>
         </w:rPr>
-        <w:br/>
         <w:t>Решите неравенство: </w:t>
       </w:r>
       <m:oMath>
@@ -49,9 +41,8 @@
           <m:fPr>
             <m:ctrlPr>
               <w:rPr>
-                <w:rFonts w:ascii="Cambria Math" w:eastAsia="Times New Roman" w:hAnsi="Cambria Math" w:cs="Times New Roman"/>
+                <w:rFonts w:ascii="Cambria Math" w:eastAsia="Times New Roman" w:hAnsi="Cambria Math"/>
                 <w:i/>
-                <w:sz w:val="24"/>
                 <w:szCs w:val="28"/>
                 <w:bdr w:val="none" w:sz="0" w:space="0" w:color="auto" w:frame="1"/>
                 <w:lang w:eastAsia="ru-RU"/>
@@ -61,8 +52,7 @@
           <m:num>
             <m:r>
               <w:rPr>
-                <w:rFonts w:ascii="Cambria Math" w:eastAsia="Times New Roman" w:hAnsi="Cambria Math" w:cs="Times New Roman"/>
-                <w:sz w:val="24"/>
+                <w:rFonts w:ascii="Cambria Math" w:eastAsia="Times New Roman" w:hAnsi="Cambria Math"/>
                 <w:szCs w:val="28"/>
                 <w:bdr w:val="none" w:sz="0" w:space="0" w:color="auto" w:frame="1"/>
                 <w:lang w:eastAsia="ru-RU"/>
@@ -73,8 +63,7 @@
           <m:den>
             <m:r>
               <w:rPr>
-                <w:rFonts w:ascii="Cambria Math" w:eastAsia="Times New Roman" w:hAnsi="Cambria Math" w:cs="Times New Roman"/>
-                <w:sz w:val="24"/>
+                <w:rFonts w:ascii="Cambria Math" w:eastAsia="Times New Roman" w:hAnsi="Cambria Math"/>
                 <w:szCs w:val="28"/>
                 <w:bdr w:val="none" w:sz="0" w:space="0" w:color="auto" w:frame="1"/>
                 <w:lang w:eastAsia="ru-RU"/>
@@ -85,8 +74,7 @@
         </m:f>
         <m:r>
           <w:rPr>
-            <w:rFonts w:ascii="Cambria Math" w:eastAsia="Times New Roman" w:hAnsi="Cambria Math" w:cs="Times New Roman"/>
-            <w:sz w:val="24"/>
+            <w:rFonts w:ascii="Cambria Math" w:eastAsia="Times New Roman" w:hAnsi="Cambria Math"/>
             <w:szCs w:val="28"/>
             <w:bdr w:val="none" w:sz="0" w:space="0" w:color="auto" w:frame="1"/>
             <w:lang w:eastAsia="ru-RU"/>
@@ -96,8 +84,7 @@
       </m:oMath>
       <w:r>
         <w:rPr>
-          <w:rFonts w:ascii="Cambria Math" w:eastAsia="Times New Roman" w:hAnsi="Cambria Math" w:cs="Times New Roman"/>
-          <w:sz w:val="24"/>
+          <w:rFonts w:eastAsia="Times New Roman"/>
           <w:szCs w:val="28"/>
           <w:bdr w:val="none" w:sz="0" w:space="0" w:color="auto" w:frame="1"/>
           <w:lang w:eastAsia="ru-RU"/>
@@ -106,8 +93,7 @@
       </w:r>
       <w:r>
         <w:rPr>
-          <w:rFonts w:ascii="Cambria Math" w:eastAsia="Times New Roman" w:hAnsi="Cambria Math" w:cs="Segoe UI"/>
-          <w:sz w:val="24"/>
+          <w:rFonts w:eastAsia="Times New Roman"/>
           <w:szCs w:val="28"/>
           <w:lang w:eastAsia="ru-RU"/>
         </w:rPr>
@@ -115,163 +101,177 @@
         <w:t>В ответе укажите номер правильного варианта.</w:t>
       </w:r>
     </w:p>
-    <w:p>
-      <w:pPr>
-        <w:numPr>
-          <w:ilvl w:val="0"/>
-          <w:numId w:val="1"/>
-        </w:numPr>
-        <w:spacing w:before="100" w:beforeAutospacing="1" w:after="0" w:line="240" w:lineRule="auto"/>
-        <w:jc w:val="both"/>
-        <w:rPr>
-          <w:rFonts w:ascii="Cambria Math" w:eastAsia="Times New Roman" w:hAnsi="Cambria Math" w:cs="Segoe UI"/>
-          <w:sz w:val="24"/>
-          <w:szCs w:val="28"/>
-          <w:lang w:eastAsia="ru-RU"/>
-          <w:oMath/>
-        </w:rPr>
-      </w:pPr>
-      <m:oMath>
-        <m:r>
-          <w:rPr>
-            <w:rFonts w:ascii="Cambria Math" w:eastAsia="Times New Roman" w:hAnsi="Cambria Math" w:cs="Times New Roman"/>
-            <w:sz w:val="24"/>
-            <w:szCs w:val="28"/>
-            <w:bdr w:val="none" w:sz="0" w:space="0" w:color="auto" w:frame="1"/>
-            <w:lang w:eastAsia="ru-RU"/>
-          </w:rPr>
-          <m:t>(2;7)</m:t>
-        </m:r>
-      </m:oMath>
-    </w:p>
-    <w:p>
-      <w:pPr>
-        <w:numPr>
-          <w:ilvl w:val="0"/>
-          <w:numId w:val="1"/>
-        </w:numPr>
-        <w:spacing w:before="100" w:beforeAutospacing="1" w:after="0" w:line="240" w:lineRule="auto"/>
-        <w:jc w:val="both"/>
-        <w:rPr>
-          <w:rFonts w:ascii="Cambria Math" w:eastAsia="Times New Roman" w:hAnsi="Cambria Math" w:cs="Segoe UI"/>
-          <w:sz w:val="24"/>
-          <w:szCs w:val="28"/>
-          <w:lang w:eastAsia="ru-RU"/>
-          <w:oMath/>
-        </w:rPr>
-      </w:pPr>
-      <m:oMath>
-        <m:r>
-          <w:rPr>
-            <w:rFonts w:ascii="Cambria Math" w:eastAsia="Times New Roman" w:hAnsi="Cambria Math" w:cs="Times New Roman"/>
-            <w:sz w:val="24"/>
-            <w:szCs w:val="28"/>
-            <w:bdr w:val="none" w:sz="0" w:space="0" w:color="auto" w:frame="1"/>
-            <w:lang w:eastAsia="ru-RU"/>
-          </w:rPr>
-          <m:t>(-∞;2)</m:t>
-        </m:r>
-        <m:r>
-          <w:rPr>
-            <w:rFonts w:ascii="Cambria Math" w:eastAsia="Times New Roman" w:hAnsi="Cambria Math" w:cs="Cambria Math"/>
-            <w:sz w:val="24"/>
-            <w:szCs w:val="28"/>
-            <w:bdr w:val="none" w:sz="0" w:space="0" w:color="auto" w:frame="1"/>
-            <w:lang w:eastAsia="ru-RU"/>
-          </w:rPr>
-          <m:t>∪</m:t>
-        </m:r>
-        <m:r>
-          <w:rPr>
-            <w:rFonts w:ascii="Cambria Math" w:eastAsia="Times New Roman" w:hAnsi="Cambria Math" w:cs="Times New Roman"/>
-            <w:sz w:val="24"/>
-            <w:szCs w:val="28"/>
-            <w:bdr w:val="none" w:sz="0" w:space="0" w:color="auto" w:frame="1"/>
-            <w:lang w:eastAsia="ru-RU"/>
-          </w:rPr>
-          <m:t>(7;+∞)</m:t>
-        </m:r>
-      </m:oMath>
-    </w:p>
-    <w:p>
-      <w:pPr>
-        <w:numPr>
-          <w:ilvl w:val="0"/>
-          <w:numId w:val="1"/>
-        </w:numPr>
-        <w:spacing w:before="100" w:beforeAutospacing="1" w:after="0" w:line="240" w:lineRule="auto"/>
-        <w:jc w:val="both"/>
-        <w:rPr>
-          <w:rFonts w:ascii="Cambria Math" w:eastAsia="Times New Roman" w:hAnsi="Cambria Math" w:cs="Segoe UI"/>
-          <w:sz w:val="24"/>
-          <w:szCs w:val="28"/>
-          <w:lang w:eastAsia="ru-RU"/>
-          <w:oMath/>
-        </w:rPr>
-      </w:pPr>
-      <m:oMath>
-        <m:r>
-          <w:rPr>
-            <w:rFonts w:ascii="Cambria Math" w:eastAsia="Times New Roman" w:hAnsi="Cambria Math" w:cs="Times New Roman"/>
-            <w:sz w:val="24"/>
-            <w:szCs w:val="28"/>
-            <w:bdr w:val="none" w:sz="0" w:space="0" w:color="auto" w:frame="1"/>
-            <w:lang w:eastAsia="ru-RU"/>
-          </w:rPr>
-          <m:t>(-∞;2)</m:t>
-        </m:r>
-      </m:oMath>
-    </w:p>
-    <w:p>
-      <w:pPr>
-        <w:numPr>
-          <w:ilvl w:val="0"/>
-          <w:numId w:val="1"/>
-        </w:numPr>
-        <w:spacing w:before="100" w:beforeAutospacing="1" w:after="0" w:line="240" w:lineRule="auto"/>
-        <w:jc w:val="both"/>
-        <w:rPr>
-          <w:rFonts w:ascii="Cambria Math" w:eastAsia="Times New Roman" w:hAnsi="Cambria Math" w:cs="Segoe UI"/>
-          <w:sz w:val="24"/>
-          <w:szCs w:val="28"/>
-          <w:lang w:eastAsia="ru-RU"/>
-          <w:oMath/>
-        </w:rPr>
-      </w:pPr>
-      <m:oMath>
-        <m:r>
-          <w:rPr>
-            <w:rFonts w:ascii="Cambria Math" w:eastAsia="Times New Roman" w:hAnsi="Cambria Math" w:cs="Times New Roman"/>
-            <w:sz w:val="24"/>
-            <w:szCs w:val="28"/>
-            <w:bdr w:val="none" w:sz="0" w:space="0" w:color="auto" w:frame="1"/>
-            <w:lang w:eastAsia="ru-RU"/>
-          </w:rPr>
-          <m:t>(7;+∞)</m:t>
-        </m:r>
-      </m:oMath>
-    </w:p>
-    <w:p>
-      <w:pPr>
-        <w:jc w:val="both"/>
-        <w:rPr>
-          <w:rFonts w:ascii="Cambria Math" w:hAnsi="Cambria Math"/>
-          <w:sz w:val="24"/>
-          <w:szCs w:val="28"/>
-          <w:lang w:val="en-US"/>
-        </w:rPr>
-      </w:pPr>
-    </w:p>
-    <w:p>
-      <w:pPr>
-        <w:rPr>
-          <w:sz w:val="24"/>
-        </w:rPr>
-      </w:pPr>
-    </w:p>
+    <w:tbl>
+      <w:tblPr>
+        <w:tblStyle w:val="a3"/>
+        <w:tblW w:w="9692" w:type="dxa"/>
+        <w:tblBorders>
+          <w:top w:val="none" w:sz="0" w:space="0" w:color="auto"/>
+          <w:left w:val="none" w:sz="0" w:space="0" w:color="auto"/>
+          <w:bottom w:val="none" w:sz="0" w:space="0" w:color="auto"/>
+          <w:right w:val="none" w:sz="0" w:space="0" w:color="auto"/>
+          <w:insideH w:val="none" w:sz="0" w:space="0" w:color="auto"/>
+          <w:insideV w:val="none" w:sz="0" w:space="0" w:color="auto"/>
+        </w:tblBorders>
+        <w:tblLook w:val="04A0" w:firstRow="1" w:lastRow="0" w:firstColumn="1" w:lastColumn="0" w:noHBand="0" w:noVBand="1"/>
+      </w:tblPr>
+      <w:tblGrid>
+        <w:gridCol w:w="2549"/>
+        <w:gridCol w:w="3061"/>
+        <w:gridCol w:w="2041"/>
+        <w:gridCol w:w="2041"/>
+      </w:tblGrid>
+      <w:tr>
+        <w:tc>
+          <w:tcPr>
+            <w:tcW w:w="2549" w:type="dxa"/>
+          </w:tcPr>
+          <w:p>
+            <w:pPr>
+              <w:numPr>
+                <w:ilvl w:val="0"/>
+                <w:numId w:val="1"/>
+              </w:numPr>
+              <w:tabs>
+                <w:tab w:val="clear" w:pos="720"/>
+                <w:tab w:val="num" w:pos="22"/>
+              </w:tabs>
+              <w:spacing w:beforeAutospacing="1"/>
+              <w:ind w:left="22" w:firstLine="0"/>
+              <w:rPr>
+                <w:rFonts w:ascii="Cambria Math" w:eastAsia="Times New Roman" w:hAnsi="Cambria Math"/>
+                <w:szCs w:val="28"/>
+                <w:lang w:eastAsia="ru-RU"/>
+                <w:oMath/>
+              </w:rPr>
+            </w:pPr>
+            <m:oMath>
+              <m:r>
+                <w:rPr>
+                  <w:rFonts w:ascii="Cambria Math" w:eastAsia="Times New Roman" w:hAnsi="Cambria Math"/>
+                  <w:szCs w:val="28"/>
+                  <w:bdr w:val="none" w:sz="0" w:space="0" w:color="auto" w:frame="1"/>
+                  <w:lang w:eastAsia="ru-RU"/>
+                </w:rPr>
+                <m:t>(2;7)</m:t>
+              </m:r>
+            </m:oMath>
+          </w:p>
+        </w:tc>
+        <w:tc>
+          <w:tcPr>
+            <w:tcW w:w="3061" w:type="dxa"/>
+          </w:tcPr>
+          <w:p>
+            <w:pPr>
+              <w:numPr>
+                <w:ilvl w:val="0"/>
+                <w:numId w:val="1"/>
+              </w:numPr>
+              <w:tabs>
+                <w:tab w:val="clear" w:pos="720"/>
+                <w:tab w:val="num" w:pos="22"/>
+              </w:tabs>
+              <w:spacing w:beforeAutospacing="1"/>
+              <w:ind w:left="22" w:firstLine="0"/>
+              <w:rPr>
+                <w:rFonts w:ascii="Cambria Math" w:eastAsia="Times New Roman" w:hAnsi="Cambria Math"/>
+                <w:szCs w:val="28"/>
+                <w:lang w:eastAsia="ru-RU"/>
+                <w:oMath/>
+              </w:rPr>
+            </w:pPr>
+            <m:oMath>
+              <m:r>
+                <w:rPr>
+                  <w:rFonts w:ascii="Cambria Math" w:eastAsia="Times New Roman" w:hAnsi="Cambria Math"/>
+                  <w:szCs w:val="28"/>
+                  <w:bdr w:val="none" w:sz="0" w:space="0" w:color="auto" w:frame="1"/>
+                  <w:lang w:eastAsia="ru-RU"/>
+                </w:rPr>
+                <m:t>(-∞;2)∪(7;+∞)</m:t>
+              </m:r>
+            </m:oMath>
+          </w:p>
+        </w:tc>
+        <w:tc>
+          <w:tcPr>
+            <w:tcW w:w="2041" w:type="dxa"/>
+          </w:tcPr>
+          <w:p>
+            <w:pPr>
+              <w:numPr>
+                <w:ilvl w:val="0"/>
+                <w:numId w:val="1"/>
+              </w:numPr>
+              <w:tabs>
+                <w:tab w:val="clear" w:pos="720"/>
+                <w:tab w:val="num" w:pos="22"/>
+              </w:tabs>
+              <w:spacing w:beforeAutospacing="1"/>
+              <w:ind w:left="22" w:firstLine="0"/>
+              <w:rPr>
+                <w:rFonts w:ascii="Cambria Math" w:eastAsia="Times New Roman" w:hAnsi="Cambria Math"/>
+                <w:szCs w:val="28"/>
+                <w:lang w:eastAsia="ru-RU"/>
+                <w:oMath/>
+              </w:rPr>
+            </w:pPr>
+            <m:oMath>
+              <m:r>
+                <w:rPr>
+                  <w:rFonts w:ascii="Cambria Math" w:eastAsia="Times New Roman" w:hAnsi="Cambria Math"/>
+                  <w:szCs w:val="28"/>
+                  <w:bdr w:val="none" w:sz="0" w:space="0" w:color="auto" w:frame="1"/>
+                  <w:lang w:eastAsia="ru-RU"/>
+                </w:rPr>
+                <m:t>(-∞;2)</m:t>
+              </m:r>
+            </m:oMath>
+          </w:p>
+        </w:tc>
+        <w:tc>
+          <w:tcPr>
+            <w:tcW w:w="2041" w:type="dxa"/>
+          </w:tcPr>
+          <w:p>
+            <w:pPr>
+              <w:numPr>
+                <w:ilvl w:val="0"/>
+                <w:numId w:val="1"/>
+              </w:numPr>
+              <w:tabs>
+                <w:tab w:val="clear" w:pos="720"/>
+                <w:tab w:val="num" w:pos="22"/>
+              </w:tabs>
+              <w:spacing w:beforeAutospacing="1"/>
+              <w:ind w:left="22" w:firstLine="0"/>
+              <w:rPr>
+                <w:rFonts w:ascii="Cambria Math" w:eastAsia="Times New Roman" w:hAnsi="Cambria Math"/>
+                <w:szCs w:val="28"/>
+                <w:lang w:eastAsia="ru-RU"/>
+                <w:oMath/>
+              </w:rPr>
+            </w:pPr>
+            <m:oMath>
+              <m:r>
+                <w:rPr>
+                  <w:rFonts w:ascii="Cambria Math" w:eastAsia="Times New Roman" w:hAnsi="Cambria Math"/>
+                  <w:szCs w:val="28"/>
+                  <w:bdr w:val="none" w:sz="0" w:space="0" w:color="auto" w:frame="1"/>
+                  <w:lang w:eastAsia="ru-RU"/>
+                </w:rPr>
+                <m:t>(7;+∞)</m:t>
+              </m:r>
+            </m:oMath>
+          </w:p>
+        </w:tc>
+      </w:tr>
+    </w:tbl>
+    <w:p/>
     <w:sectPr>
       <w:pgSz w:w="11906" w:h="16838"/>
-      <w:pgMar w:top="1134" w:right="850" w:bottom="1134" w:left="1701" w:header="708" w:footer="708" w:gutter="0"/>
+      <w:pgMar w:top="850" w:right="850" w:bottom="850" w:left="850" w:header="708" w:footer="708" w:gutter="0"/>
       <w:cols w:space="708"/>
       <w:docGrid w:linePitch="360"/>
     </w:sectPr>
@@ -284,7 +284,7 @@
   <w:abstractNum w:abstractNumId="0" w15:restartNumberingAfterBreak="0">
     <w:nsid w:val="07464B55"/>
     <w:multiLevelType w:val="multilevel"/>
-    <w:tmpl w:val="864EFF5E"/>
+    <w:tmpl w:val="A8A41628"/>
     <w:lvl w:ilvl="0">
       <w:start w:val="1"/>
       <w:numFmt w:val="decimal"/>
@@ -296,6 +296,11 @@
         </w:tabs>
         <w:ind w:left="720" w:hanging="360"/>
       </w:pPr>
+      <w:rPr>
+        <w:rFonts w:ascii="Times New Roman" w:eastAsia="Times New Roman" w:hAnsi="Times New Roman" w:cs="Times New Roman"/>
+        <w:i w:val="0"/>
+        <w:noProof w:val="0"/>
+      </w:rPr>
     </w:lvl>
     <w:lvl w:ilvl="1" w:tentative="1">
       <w:start w:val="1"/>
@@ -798,6 +803,14 @@
   <w:style w:type="paragraph" w:default="1" w:styleId="a">
     <w:name w:val="Normal"/>
     <w:qFormat/>
+    <w:pPr>
+      <w:spacing w:after="0" w:line="240" w:lineRule="auto"/>
+      <w:jc w:val="both"/>
+    </w:pPr>
+    <w:rPr>
+      <w:rFonts w:ascii="Times New Roman" w:hAnsi="Times New Roman" w:cs="Times New Roman"/>
+      <w:sz w:val="24"/>
+    </w:rPr>
   </w:style>
   <w:style w:type="character" w:default="1" w:styleId="a0">
     <w:name w:val="Default Paragraph Font"/>
@@ -825,6 +838,25 @@
     <w:uiPriority w:val="99"/>
     <w:semiHidden/>
     <w:unhideWhenUsed/>
+  </w:style>
+  <w:style w:type="table" w:styleId="a3">
+    <w:name w:val="Table Grid"/>
+    <w:basedOn w:val="a1"/>
+    <w:uiPriority w:val="39"/>
+    <w:rsid w:val="009B5D1B"/>
+    <w:pPr>
+      <w:spacing w:after="0" w:line="240" w:lineRule="auto"/>
+    </w:pPr>
+    <w:tblPr>
+      <w:tblBorders>
+        <w:top w:val="single" w:sz="4" w:space="0" w:color="auto"/>
+        <w:left w:val="single" w:sz="4" w:space="0" w:color="auto"/>
+        <w:bottom w:val="single" w:sz="4" w:space="0" w:color="auto"/>
+        <w:right w:val="single" w:sz="4" w:space="0" w:color="auto"/>
+        <w:insideH w:val="single" w:sz="4" w:space="0" w:color="auto"/>
+        <w:insideV w:val="single" w:sz="4" w:space="0" w:color="auto"/>
+      </w:tblBorders>
+    </w:tblPr>
   </w:style>
 </w:styles>
 </file>
